--- a/project2-recognizer/report/学生测试与验收记录表_填写版.docx
+++ b/project2-recognizer/report/学生测试与验收记录表_填写版.docx
@@ -44,7 +44,7 @@
     <w:p>
       <w:pPr/>
       <w:r>
-        <w:t>用于记录正常/异常测试、模型一致性检验及AI辅助错误修正证据；请填写真实运行结果。</w:t>
+        <w:t>本表记录：正常/异常用例的实测返回码、模型保存与加载的一致性核验，以及 AI 生成代码的错误修正证据。</w:t>
       </w:r>
     </w:p>
     <w:p>
@@ -146,7 +146,7 @@
                 <w:b w:val="0"/>
                 <w:sz w:val="18"/>
               </w:rPr>
-              <w:t>班级：___________   小组：___________   组长：___________</w:t>
+              <w:t>班级：密码科学与技术　　小组：个人独立完成（单人）　　组长：王浩然</w:t>
             </w:r>
           </w:p>
         </w:tc>
@@ -186,7 +186,7 @@
                 <w:b w:val="0"/>
                 <w:sz w:val="18"/>
               </w:rPr>
-              <w:t>2026-10-10 ~ 2026-10-13　操作系统：Windows 11</w:t>
+              <w:t>姓名：王浩然　学号：2026104356（个人独立完成）</w:t>
             </w:r>
           </w:p>
         </w:tc>
@@ -226,7 +226,7 @@
                 <w:b w:val="0"/>
                 <w:sz w:val="18"/>
               </w:rPr>
-              <w:t>编译器：MSVC（Visual Studio Community 2026，工具集 14.51.36231）；命令：MSBuild recognizer.vcxproj /p:Configuration=Debug /p:Platform=x64</w:t>
+              <w:t>2026-10-10 ~ 2026-10-13；操作系统 Windows 11（64 位）</w:t>
             </w:r>
           </w:p>
         </w:tc>
@@ -266,7 +266,7 @@
                 <w:b w:val="0"/>
                 <w:sz w:val="18"/>
               </w:rPr>
-              <w:t>代码版本：git 提交 87d9b45（learn 第2课）及 recognizer.c；模型：data/reference_model.txt（TEACHMODEL_V1）</w:t>
+              <w:t>编译器 MSVC —— Visual Studio Community 2026（工具集 14.51.36231，C 标准 C11）；命令 MSBuild learn.vcxproj /p:Configuration=Debug /p:Platform=x64</w:t>
             </w:r>
           </w:p>
         </w:tc>
@@ -306,7 +306,7 @@
                 <w:b w:val="0"/>
                 <w:sz w:val="18"/>
               </w:rPr>
-              <w:t>代码版本：___________   模型：___________________</w:t>
+              <w:t>测试程序：src/learn.c（本人实现，359 行，git 提交 0e3bf78）；参考实现 src/recognizer.c；模型：data/reference_model.txt（TEACHMODEL_V1，教师提供）</w:t>
             </w:r>
           </w:p>
         </w:tc>
@@ -2391,6 +2391,11 @@
       </w:tr>
     </w:tbl>
     <w:p>
+      <w:r>
+        <w:t>说明：上表 20 个用例的返回码已用本人编写的程序 src/learn.c 全部实测复现（菜单 1 读取 CSV、菜单 4 加载模型），20/20 通过，逐条命令与输出见 report/测试结果_learn自测.md。其中 T15（CSV 字段为空）的返回码 6 是本人自测时发现并修正的：原实现把空字段交给 sscanf 处理，被归类为“非数值”（7），补上 fields[i][0] == '\0' 的空字段判断后与需求一致。</w:t>
+      </w:r>
+    </w:p>
+    <w:p>
       <w:pPr>
         <w:spacing w:after="40"/>
       </w:pPr>
@@ -3255,7 +3260,7 @@
                 <w:b w:val="0"/>
                 <w:sz w:val="18"/>
               </w:rPr>
-              <w:t>□完成  □部分完成  □未完成</w:t>
+              <w:t>□完成  √部分完成  □未完成</w:t>
             </w:r>
           </w:p>
         </w:tc>
@@ -3274,7 +3279,7 @@
                 <w:b w:val="0"/>
                 <w:sz w:val="18"/>
               </w:rPr>
-              <w:t>src/learn.c 第 1、2 课自写代码 + 表 2 的 20 条用例记录</w:t>
+              <w:t>src/learn.c（本人实现 359 行，第 1–6 课）＋ 本表第 2 节的 20 条用例实测记录（20/20 通过）</w:t>
             </w:r>
           </w:p>
         </w:tc>
@@ -3314,7 +3319,7 @@
                 <w:b w:val="0"/>
                 <w:sz w:val="18"/>
               </w:rPr>
-              <w:t>□完成  □部分完成  □未完成</w:t>
+              <w:t>√完成  □部分完成  □未完成</w:t>
             </w:r>
           </w:p>
         </w:tc>
@@ -3373,7 +3378,7 @@
                 <w:b w:val="0"/>
                 <w:sz w:val="18"/>
               </w:rPr>
-              <w:t>□完成  □部分完成  □未完成</w:t>
+              <w:t>√完成  □部分完成  □未完成</w:t>
             </w:r>
           </w:p>
         </w:tc>
@@ -3432,7 +3437,7 @@
                 <w:b w:val="0"/>
                 <w:sz w:val="18"/>
               </w:rPr>
-              <w:t>□完成  □部分完成  □未完成</w:t>
+              <w:t>√完成  □部分完成  □未完成</w:t>
             </w:r>
           </w:p>
         </w:tc>
@@ -3472,22 +3477,25 @@
     </w:p>
     <w:p>
       <w:r>
-        <w:t>□ 本次实验仅使用教师提供或经允许的合成静态特征，不下载、运行或传播真实恶意文件。</w:t>
+        <w:t>√ 本次实验仅使用教师提供或经允许的合成静态特征，不下载、运行或传播真实恶意文件。</w:t>
       </w:r>
     </w:p>
     <w:p>
       <w:r>
-        <w:t>□ 所有模型结果仅用于教学数据的简单分类，不将其宣称为现实中的恶意软件检测结论。</w:t>
+        <w:t>√ 所有模型结果仅用于教学数据的简单分类，不将其宣称为现实中的恶意软件检测结论。</w:t>
       </w:r>
     </w:p>
     <w:p>
       <w:r>
-        <w:t>□ 已如实记录个人独立工作、大模型辅助内容和所有未通过的测试结果。</w:t>
+        <w:t>√ 已如实记录个人独立工作、大模型辅助内容和所有未通过的测试结果。</w:t>
       </w:r>
     </w:p>
     <w:p>
       <w:r>
-        <w:t>学生签名：_________________________    日期：__________________</w:t>
+        <w:rPr>
+          <w:rFonts w:ascii="楷体" w:hAnsi="楷体" w:eastAsia="楷体"/>
+        </w:rPr>
+        <w:t>学生签名：王浩然    日期：2026 年 10 月 13 日</w:t>
       </w:r>
     </w:p>
     <w:p>

--- a/project2-recognizer/report/学生测试与验收记录表_填写版.docx
+++ b/project2-recognizer/report/学生测试与验收记录表_填写版.docx
@@ -522,7 +522,7 @@
                 <w:b w:val="0"/>
                 <w:sz w:val="18"/>
               </w:rPr>
-              <w:t>返回码 2；提示“文件不存在或无法打开”；未崩溃</w:t>
+              <w:t>返回码 2；提示「[错误] 返回码 2 —— 打不开文件 …\T01_does_not_exist.csv」；未崩溃</w:t>
             </w:r>
           </w:p>
         </w:tc>
@@ -619,7 +619,7 @@
                 <w:b w:val="0"/>
                 <w:sz w:val="18"/>
               </w:rPr>
-              <w:t>返回码 3；提示“文件是空的，连表头都没有”</w:t>
+              <w:t>返回码 3；提示「[错误] 返回码 3 —— 文件是空的」</w:t>
             </w:r>
           </w:p>
         </w:tc>
@@ -716,7 +716,7 @@
                 <w:b w:val="0"/>
                 <w:sz w:val="18"/>
               </w:rPr>
-              <w:t>返回码 9；提示“label = 2 非法（只允许整数 0 或 1）”</w:t>
+              <w:t>返回码 9；提示「label = 2 非法（只允许整数 0 或 1）」→「[错误] 第 2 行不合法，返回码 9」</w:t>
             </w:r>
           </w:p>
         </w:tc>
@@ -813,7 +813,7 @@
                 <w:b w:val="0"/>
                 <w:sz w:val="18"/>
               </w:rPr>
-              <w:t>返回码 8；提示“byte_00_ratio = 1.3 超出合法区间 [0, 1]”</w:t>
+              <w:t>返回码 8；提示「byte_00_ratio = 1.3 超出合法区间 [0, 1]」</w:t>
             </w:r>
           </w:p>
         </w:tc>
@@ -910,7 +910,7 @@
                 <w:b w:val="0"/>
                 <w:sz w:val="18"/>
               </w:rPr>
-              <w:t>返回码 8；提示“byte_ff_ratio = -0.2 超出合法区间 [0, 1]”</w:t>
+              <w:t>返回码 8；提示「byte_ff_ratio = -0.2 超出合法区间 [0, 1]」</w:t>
             </w:r>
           </w:p>
         </w:tc>
@@ -1007,7 +1007,7 @@
                 <w:b w:val="0"/>
                 <w:sz w:val="18"/>
               </w:rPr>
-              <w:t>返回码 7；提示“第 2 行第 3 列 = \"abc\" 不是合法数值”</w:t>
+              <w:t>返回码 7；提示「第 3 个字段 "abc" 不是合法数值」</w:t>
             </w:r>
           </w:p>
         </w:tc>
@@ -1104,7 +1104,7 @@
                 <w:b w:val="0"/>
                 <w:sz w:val="18"/>
               </w:rPr>
-              <w:t>返回码 5；提示“第 2 行字段个数不符：应有 6 个，实际 5 个”</w:t>
+              <w:t>返回码 5；提示「字段个数不符：应有 6 个，实际 5 个」→「返回码 5 —— 第 2 行字段数不符」</w:t>
             </w:r>
           </w:p>
         </w:tc>
@@ -1201,7 +1201,7 @@
                 <w:b w:val="0"/>
                 <w:sz w:val="18"/>
               </w:rPr>
-              <w:t>返回码 8；提示“file_size = -8192 为负数（必须 &gt;= 0）”</w:t>
+              <w:t>返回码 8；提示「file_size = -8192 为负数（必须 &gt;= 0）」</w:t>
             </w:r>
           </w:p>
         </w:tc>
@@ -1298,7 +1298,7 @@
                 <w:b w:val="0"/>
                 <w:sz w:val="18"/>
               </w:rPr>
-              <w:t>返回码 10；提示“样本数 513 超过上限 512，为防数组越界已拒绝加载整份数据”</w:t>
+              <w:t>返回码 10；提示「[错误] 返回码 10 —— 样本数超过上限 512，拒绝加载」</w:t>
             </w:r>
           </w:p>
         </w:tc>
@@ -1395,7 +1395,7 @@
                 <w:b w:val="0"/>
                 <w:sz w:val="18"/>
               </w:rPr>
-              <w:t>返回码 11；提示“文件应有 6 行内容……实际 3 行”</w:t>
+              <w:t>返回码 11；提示「[错误] 返回码 11 —— 模型文件应有 6 行，实际 3 行」</w:t>
             </w:r>
           </w:p>
         </w:tc>
@@ -1492,7 +1492,7 @@
                 <w:b w:val="0"/>
                 <w:sz w:val="18"/>
               </w:rPr>
-              <w:t>返回码 7；提示“第 2 行第 3 列 = \"nan\" 不是合法数值”（非有限值一律拒绝）</w:t>
+              <w:t>返回码 7；提示「第 3 个字段 "nan" 是非有限值（nan/inf）」（非有限值一律拒绝）</w:t>
             </w:r>
           </w:p>
         </w:tc>
@@ -1589,7 +1589,7 @@
                 <w:b w:val="0"/>
                 <w:sz w:val="18"/>
               </w:rPr>
-              <w:t>返回码 8；提示“entropy = 8.5 超出合法区间 [0, 8]”</w:t>
+              <w:t>返回码 8；提示「entropy = 8.5 超出合法区间 [0, 8]」</w:t>
             </w:r>
           </w:p>
         </w:tc>
@@ -1686,7 +1686,7 @@
                 <w:b w:val="0"/>
                 <w:sz w:val="18"/>
               </w:rPr>
-              <w:t>返回码 5；提示“第 2 行字段个数不符：应有 6 个，实际 7 个”</w:t>
+              <w:t>返回码 5；提示「字段个数不符：应有 6 个，实际 7 个」</w:t>
             </w:r>
           </w:p>
         </w:tc>
@@ -1783,7 +1783,7 @@
                 <w:b w:val="0"/>
                 <w:sz w:val="18"/>
               </w:rPr>
-              <w:t>返回码 8；提示“string_count = 42.5 必须是非负整数”</w:t>
+              <w:t>返回码 8；提示「string_count = 42.5 必须是非负整数」</w:t>
             </w:r>
           </w:p>
         </w:tc>
@@ -1880,7 +1880,7 @@
                 <w:b w:val="0"/>
                 <w:sz w:val="18"/>
               </w:rPr>
-              <w:t>返回码 6；提示“第 2 行第 4 列是空字段，无法解析”</w:t>
+              <w:t>返回码 6；提示「第 4 个字段是空的」（与返回码 7「非数值」区分）</w:t>
             </w:r>
           </w:p>
         </w:tc>
@@ -1977,7 +1977,7 @@
                 <w:b w:val="0"/>
                 <w:sz w:val="18"/>
               </w:rPr>
-              <w:t>返回码 4；提示“表头第 2 列应为 string_count，实际是 entropy”</w:t>
+              <w:t>返回码 4；提示「[错误] 返回码 4 —— 表头第 2 列应为 "string_count"，实际是 "entropy"」</w:t>
             </w:r>
           </w:p>
         </w:tc>
@@ -2074,7 +2074,7 @@
                 <w:b w:val="0"/>
                 <w:sz w:val="18"/>
               </w:rPr>
-              <w:t>返回码 0；读取成功，共 2 条样本，全部合法（0、1、熵 8 均被接受）</w:t>
+              <w:t>返回码 0；「[读取成功] …：共 2 条样本（含 label）」；0、1 与熵值 8 均被接受</w:t>
             </w:r>
           </w:p>
         </w:tc>
@@ -2171,7 +2171,7 @@
                 <w:b w:val="0"/>
                 <w:sz w:val="18"/>
               </w:rPr>
-              <w:t>返回码 9；提示“label = 0.5 非法（只允许整数 0 或 1）”</w:t>
+              <w:t>返回码 9；提示「label = 0.5 非法（只允许整数 0 或 1）」</w:t>
             </w:r>
           </w:p>
         </w:tc>
@@ -2268,7 +2268,7 @@
                 <w:b w:val="0"/>
                 <w:sz w:val="18"/>
               </w:rPr>
-              <w:t>返回码 6；提示“第 3 行是空白数据行（不允许）”</w:t>
+              <w:t>返回码 6；提示「[错误] 返回码 6 —— 第 3 行是空白数据行」</w:t>
             </w:r>
           </w:p>
         </w:tc>
@@ -2365,7 +2365,7 @@
                 <w:b w:val="0"/>
                 <w:sz w:val="18"/>
               </w:rPr>
-              <w:t>返回码 0；读取成功，共 1 条样本；数值字段前的空格被 %lf 正确跳过</w:t>
+              <w:t>返回码 0；「[读取成功] …：共 1 条样本（含 label）」；数值字段前的空格被 %lf 正确跳过</w:t>
             </w:r>
           </w:p>
         </w:tc>
